--- a/original/破局与重构：从“摩尔定律”到华为“韬（τ）定律”的底层逻辑.docx
+++ b/original/破局与重构：从“摩尔定律”到华为“韬（τ）定律”的底层逻辑.docx
@@ -67,1466 +67,27 @@
         <w:t>——纳米神话的终结、系统工程的升维与中国半导体的破局之战</w:t>
       </w:r>
     </w:p>
-    <w:sdt>
-      <w:sdtPr>
-        <w:rPr>
-          <w:rFonts w:ascii="宋体" w:hAnsi="宋体" w:eastAsia="宋体" w:cstheme="minorBidi"/>
-          <w:kern w:val="2"/>
-          <w:sz w:val="21"/>
-          <w:szCs w:val="24"/>
-          <w:lang w:val="en-US" w:eastAsia="zh-CN" w:bidi="ar-SA"/>
-        </w:rPr>
-        <w:id w:val="674090215"/>
-        <w15:color w:val="DBDBDB"/>
-        <w:docPartObj>
-          <w:docPartGallery w:val="Table of Contents"/>
-          <w:docPartUnique/>
-        </w:docPartObj>
-      </w:sdtPr>
-      <w:sdtEndPr>
-        <w:rPr>
-          <w:rFonts w:ascii="Times New Roman" w:hAnsi="Times New Roman" w:eastAsia="仿宋_GB2312" w:cs="仿宋_GB2312"/>
-          <w:kern w:val="28"/>
-          <w:sz w:val="32"/>
-          <w:szCs w:val="32"/>
-          <w:lang w:val="en-US" w:eastAsia="zh-CN" w:bidi="ar-SA"/>
-        </w:rPr>
-      </w:sdtEndPr>
-      <w:sdtContent>
-        <w:p>
-          <w:pPr>
-            <w:spacing w:before="0" w:beforeLines="0" w:after="0" w:afterLines="0" w:line="240" w:lineRule="auto"/>
-            <w:ind w:left="0" w:leftChars="0" w:right="0" w:rightChars="0" w:firstLine="0" w:firstLineChars="0"/>
-            <w:jc w:val="center"/>
-          </w:pPr>
-          <w:r>
-            <w:rPr>
-              <w:rFonts w:ascii="宋体" w:hAnsi="宋体" w:eastAsia="宋体"/>
-              <w:sz w:val="21"/>
-            </w:rPr>
-            <w:t>目录</w:t>
-          </w:r>
-        </w:p>
-        <w:p>
-          <w:pPr>
-            <w:pStyle w:val="15"/>
-            <w:tabs>
-              <w:tab w:val="right" w:leader="dot" w:pos="8845"/>
-            </w:tabs>
-          </w:pPr>
-          <w:r>
-            <w:fldChar w:fldCharType="begin"/>
-          </w:r>
-          <w:r>
-            <w:instrText xml:space="preserve">TOC \o "1-2" \h \u </w:instrText>
-          </w:r>
-          <w:r>
-            <w:fldChar w:fldCharType="separate"/>
-          </w:r>
-          <w:r>
-            <w:fldChar w:fldCharType="begin"/>
-          </w:r>
-          <w:r>
-            <w:instrText xml:space="preserve"> HYPERLINK \l _Toc18975 </w:instrText>
-          </w:r>
-          <w:r>
-            <w:fldChar w:fldCharType="separate"/>
-          </w:r>
-          <w:r>
-            <w:rPr>
-              <w:rFonts w:hint="eastAsia"/>
-              <w:lang w:eastAsia="zh-CN"/>
-            </w:rPr>
-            <w:t>一、</w:t>
-          </w:r>
-          <w:r>
-            <w:t>祛魅</w:t>
-          </w:r>
-          <w:r>
-            <w:rPr>
-              <w:rFonts w:hint="eastAsia"/>
-              <w:lang w:eastAsia="zh-CN"/>
-            </w:rPr>
-            <w:t>“</w:t>
-          </w:r>
-          <w:r>
-            <w:t>摩尔定律</w:t>
-          </w:r>
-          <w:r>
-            <w:rPr>
-              <w:rFonts w:hint="eastAsia"/>
-              <w:lang w:eastAsia="zh-CN"/>
-            </w:rPr>
-            <w:t>”</w:t>
-          </w:r>
-          <w:r>
-            <w:t>与</w:t>
-          </w:r>
-          <w:r>
-            <w:rPr>
-              <w:rFonts w:hint="eastAsia"/>
-              <w:lang w:eastAsia="zh-CN"/>
-            </w:rPr>
-            <w:t>“</w:t>
-          </w:r>
-          <w:r>
-            <w:t>纳米神话</w:t>
-          </w:r>
-          <w:r>
-            <w:rPr>
-              <w:rFonts w:hint="eastAsia"/>
-              <w:lang w:eastAsia="zh-CN"/>
-            </w:rPr>
-            <w:t>”</w:t>
-          </w:r>
-          <w:r>
-            <w:t>的终结</w:t>
-          </w:r>
-          <w:r>
-            <w:tab/>
-          </w:r>
-          <w:r>
-            <w:fldChar w:fldCharType="begin"/>
-          </w:r>
-          <w:r>
-            <w:instrText xml:space="preserve"> PAGEREF _Toc18975 \h </w:instrText>
-          </w:r>
-          <w:r>
-            <w:fldChar w:fldCharType="separate"/>
-          </w:r>
-          <w:r>
-            <w:t>2</w:t>
-          </w:r>
-          <w:r>
-            <w:fldChar w:fldCharType="end"/>
-          </w:r>
-          <w:r>
-            <w:fldChar w:fldCharType="end"/>
-          </w:r>
-        </w:p>
-        <w:p>
-          <w:pPr>
-            <w:pStyle w:val="17"/>
-            <w:tabs>
-              <w:tab w:val="right" w:leader="dot" w:pos="8845"/>
-            </w:tabs>
-          </w:pPr>
-          <w:r>
-            <w:fldChar w:fldCharType="begin"/>
-          </w:r>
-          <w:r>
-            <w:instrText xml:space="preserve"> HYPERLINK \l _Toc2118 </w:instrText>
-          </w:r>
-          <w:r>
-            <w:fldChar w:fldCharType="separate"/>
-          </w:r>
-          <w:r>
-            <w:rPr>
-              <w:rFonts w:hint="eastAsia"/>
-              <w:lang w:eastAsia="zh-CN"/>
-            </w:rPr>
-            <w:t>（一）</w:t>
-          </w:r>
-          <w:r>
-            <w:t>核心概念：芯片与制程</w:t>
-          </w:r>
-          <w:r>
-            <w:tab/>
-          </w:r>
-          <w:r>
-            <w:fldChar w:fldCharType="begin"/>
-          </w:r>
-          <w:r>
-            <w:instrText xml:space="preserve"> PAGEREF _Toc2118 \h </w:instrText>
-          </w:r>
-          <w:r>
-            <w:fldChar w:fldCharType="separate"/>
-          </w:r>
-          <w:r>
-            <w:t>2</w:t>
-          </w:r>
-          <w:r>
-            <w:fldChar w:fldCharType="end"/>
-          </w:r>
-          <w:r>
-            <w:fldChar w:fldCharType="end"/>
-          </w:r>
-        </w:p>
-        <w:p>
-          <w:pPr>
-            <w:pStyle w:val="17"/>
-            <w:tabs>
-              <w:tab w:val="right" w:leader="dot" w:pos="8845"/>
-            </w:tabs>
-          </w:pPr>
-          <w:r>
-            <w:fldChar w:fldCharType="begin"/>
-          </w:r>
-          <w:r>
-            <w:instrText xml:space="preserve"> HYPERLINK \l _Toc18337 </w:instrText>
-          </w:r>
-          <w:r>
-            <w:fldChar w:fldCharType="separate"/>
-          </w:r>
-          <w:r>
-            <w:rPr>
-              <w:rFonts w:hint="eastAsia"/>
-              <w:lang w:eastAsia="zh-CN"/>
-            </w:rPr>
-            <w:t>（二）</w:t>
-          </w:r>
-          <w:r>
-            <w:t>摩尔定律的真实面貌</w:t>
-          </w:r>
-          <w:r>
-            <w:tab/>
-          </w:r>
-          <w:r>
-            <w:fldChar w:fldCharType="begin"/>
-          </w:r>
-          <w:r>
-            <w:instrText xml:space="preserve"> PAGEREF _Toc18337 \h </w:instrText>
-          </w:r>
-          <w:r>
-            <w:fldChar w:fldCharType="separate"/>
-          </w:r>
-          <w:r>
-            <w:t>4</w:t>
-          </w:r>
-          <w:r>
-            <w:fldChar w:fldCharType="end"/>
-          </w:r>
-          <w:r>
-            <w:fldChar w:fldCharType="end"/>
-          </w:r>
-        </w:p>
-        <w:p>
-          <w:pPr>
-            <w:pStyle w:val="17"/>
-            <w:tabs>
-              <w:tab w:val="right" w:leader="dot" w:pos="8845"/>
-            </w:tabs>
-          </w:pPr>
-          <w:r>
-            <w:fldChar w:fldCharType="begin"/>
-          </w:r>
-          <w:r>
-            <w:instrText xml:space="preserve"> HYPERLINK \l _Toc28940 </w:instrText>
-          </w:r>
-          <w:r>
-            <w:fldChar w:fldCharType="separate"/>
-          </w:r>
-          <w:r>
-            <w:rPr>
-              <w:rFonts w:hint="eastAsia"/>
-              <w:lang w:eastAsia="zh-CN"/>
-            </w:rPr>
-            <w:t>（三）</w:t>
-          </w:r>
-          <w:r>
-            <w:t>那制程节点所谓的纳米到底是什么？</w:t>
-          </w:r>
-          <w:r>
-            <w:tab/>
-          </w:r>
-          <w:r>
-            <w:fldChar w:fldCharType="begin"/>
-          </w:r>
-          <w:r>
-            <w:instrText xml:space="preserve"> PAGEREF _Toc28940 \h </w:instrText>
-          </w:r>
-          <w:r>
-            <w:fldChar w:fldCharType="separate"/>
-          </w:r>
-          <w:r>
-            <w:t>5</w:t>
-          </w:r>
-          <w:r>
-            <w:fldChar w:fldCharType="end"/>
-          </w:r>
-          <w:r>
-            <w:fldChar w:fldCharType="end"/>
-          </w:r>
-        </w:p>
-        <w:p>
-          <w:pPr>
-            <w:pStyle w:val="17"/>
-            <w:tabs>
-              <w:tab w:val="right" w:leader="dot" w:pos="8845"/>
-            </w:tabs>
-          </w:pPr>
-          <w:r>
-            <w:fldChar w:fldCharType="begin"/>
-          </w:r>
-          <w:r>
-            <w:instrText xml:space="preserve"> HYPERLINK \l _Toc32640 </w:instrText>
-          </w:r>
-          <w:r>
-            <w:fldChar w:fldCharType="separate"/>
-          </w:r>
-          <w:r>
-            <w:rPr>
-              <w:rFonts w:hint="eastAsia"/>
-              <w:lang w:eastAsia="zh-CN"/>
-            </w:rPr>
-            <w:t>（四）“</w:t>
-          </w:r>
-          <w:r>
-            <w:t>暗硅时代</w:t>
-          </w:r>
-          <w:r>
-            <w:rPr>
-              <w:rFonts w:hint="eastAsia" w:cs="仿宋_GB2312"/>
-              <w:szCs w:val="32"/>
-              <w:lang w:eastAsia="zh-CN"/>
-            </w:rPr>
-            <w:t>”</w:t>
-          </w:r>
-          <w:r>
-            <w:t>的残酷现实</w:t>
-          </w:r>
-          <w:r>
-            <w:tab/>
-          </w:r>
-          <w:r>
-            <w:fldChar w:fldCharType="begin"/>
-          </w:r>
-          <w:r>
-            <w:instrText xml:space="preserve"> PAGEREF _Toc32640 \h </w:instrText>
-          </w:r>
-          <w:r>
-            <w:fldChar w:fldCharType="separate"/>
-          </w:r>
-          <w:r>
-            <w:t>8</w:t>
-          </w:r>
-          <w:r>
-            <w:fldChar w:fldCharType="end"/>
-          </w:r>
-          <w:r>
-            <w:fldChar w:fldCharType="end"/>
-          </w:r>
-        </w:p>
-        <w:p>
-          <w:pPr>
-            <w:pStyle w:val="17"/>
-            <w:tabs>
-              <w:tab w:val="right" w:leader="dot" w:pos="8845"/>
-            </w:tabs>
-          </w:pPr>
-          <w:r>
-            <w:fldChar w:fldCharType="begin"/>
-          </w:r>
-          <w:r>
-            <w:instrText xml:space="preserve"> HYPERLINK \l _Toc12409 </w:instrText>
-          </w:r>
-          <w:r>
-            <w:fldChar w:fldCharType="separate"/>
-          </w:r>
-          <w:r>
-            <w:rPr>
-              <w:rFonts w:hint="eastAsia"/>
-              <w:lang w:eastAsia="zh-CN"/>
-            </w:rPr>
-            <w:t>（五）</w:t>
-          </w:r>
-          <w:r>
-            <w:t>工程维度：工程师真正看重的</w:t>
-          </w:r>
-          <w:r>
-            <w:rPr>
-              <w:rFonts w:hint="eastAsia"/>
-              <w:lang w:eastAsia="zh-CN"/>
-            </w:rPr>
-            <w:t>“</w:t>
-          </w:r>
-          <w:r>
-            <w:t>PPA</w:t>
-          </w:r>
-          <w:r>
-            <w:rPr>
-              <w:rFonts w:hint="eastAsia"/>
-              <w:lang w:eastAsia="zh-CN"/>
-            </w:rPr>
-            <w:t>”</w:t>
-          </w:r>
-          <w:r>
-            <w:tab/>
-          </w:r>
-          <w:r>
-            <w:fldChar w:fldCharType="begin"/>
-          </w:r>
-          <w:r>
-            <w:instrText xml:space="preserve"> PAGEREF _Toc12409 \h </w:instrText>
-          </w:r>
-          <w:r>
-            <w:fldChar w:fldCharType="separate"/>
-          </w:r>
-          <w:r>
-            <w:t>11</w:t>
-          </w:r>
-          <w:r>
-            <w:fldChar w:fldCharType="end"/>
-          </w:r>
-          <w:r>
-            <w:fldChar w:fldCharType="end"/>
-          </w:r>
-        </w:p>
-        <w:p>
-          <w:pPr>
-            <w:pStyle w:val="17"/>
-            <w:tabs>
-              <w:tab w:val="right" w:leader="dot" w:pos="8845"/>
-            </w:tabs>
-          </w:pPr>
-          <w:r>
-            <w:fldChar w:fldCharType="begin"/>
-          </w:r>
-          <w:r>
-            <w:instrText xml:space="preserve"> HYPERLINK \l _Toc21317 </w:instrText>
-          </w:r>
-          <w:r>
-            <w:fldChar w:fldCharType="separate"/>
-          </w:r>
-          <w:r>
-            <w:rPr>
-              <w:rFonts w:hint="eastAsia"/>
-              <w:lang w:eastAsia="zh-CN"/>
-            </w:rPr>
-            <w:t>（六）</w:t>
-          </w:r>
-          <w:r>
-            <w:t>被锁死的经济学账本</w:t>
-          </w:r>
-          <w:r>
-            <w:tab/>
-          </w:r>
-          <w:r>
-            <w:fldChar w:fldCharType="begin"/>
-          </w:r>
-          <w:r>
-            <w:instrText xml:space="preserve"> PAGEREF _Toc21317 \h </w:instrText>
-          </w:r>
-          <w:r>
-            <w:fldChar w:fldCharType="separate"/>
-          </w:r>
-          <w:r>
-            <w:t>11</w:t>
-          </w:r>
-          <w:r>
-            <w:fldChar w:fldCharType="end"/>
-          </w:r>
-          <w:r>
-            <w:fldChar w:fldCharType="end"/>
-          </w:r>
-        </w:p>
-        <w:p>
-          <w:pPr>
-            <w:pStyle w:val="15"/>
-            <w:tabs>
-              <w:tab w:val="right" w:leader="dot" w:pos="8845"/>
-            </w:tabs>
-          </w:pPr>
-          <w:r>
-            <w:fldChar w:fldCharType="begin"/>
-          </w:r>
-          <w:r>
-            <w:instrText xml:space="preserve"> HYPERLINK \l _Toc10668 </w:instrText>
-          </w:r>
-          <w:r>
-            <w:fldChar w:fldCharType="separate"/>
-          </w:r>
-          <w:r>
-            <w:rPr>
-              <w:rFonts w:hint="eastAsia"/>
-              <w:lang w:eastAsia="zh-CN"/>
-            </w:rPr>
-            <w:t>二、“</w:t>
-          </w:r>
-          <w:r>
-            <w:t>韬定律</w:t>
-          </w:r>
-          <w:r>
-            <w:rPr>
-              <w:rFonts w:hint="eastAsia"/>
-              <w:lang w:eastAsia="zh-CN"/>
-            </w:rPr>
-            <w:t>”</w:t>
-          </w:r>
-          <w:r>
-            <w:t>的工程学解法：从</w:t>
-          </w:r>
-          <w:r>
-            <w:rPr>
-              <w:rFonts w:hint="eastAsia"/>
-              <w:lang w:eastAsia="zh-CN"/>
-            </w:rPr>
-            <w:t>“</w:t>
-          </w:r>
-          <w:r>
-            <w:t>空间</w:t>
-          </w:r>
-          <w:r>
-            <w:rPr>
-              <w:rFonts w:hint="eastAsia"/>
-              <w:lang w:eastAsia="zh-CN"/>
-            </w:rPr>
-            <w:t>”</w:t>
-          </w:r>
-          <w:r>
-            <w:t>转向</w:t>
-          </w:r>
-          <w:r>
-            <w:rPr>
-              <w:rFonts w:hint="eastAsia"/>
-              <w:lang w:eastAsia="zh-CN"/>
-            </w:rPr>
-            <w:t>“</w:t>
-          </w:r>
-          <w:r>
-            <w:t>时间</w:t>
-          </w:r>
-          <w:r>
-            <w:rPr>
-              <w:rFonts w:hint="eastAsia"/>
-              <w:lang w:eastAsia="zh-CN"/>
-            </w:rPr>
-            <w:t>”</w:t>
-          </w:r>
-          <w:r>
-            <w:tab/>
-          </w:r>
-          <w:r>
-            <w:fldChar w:fldCharType="begin"/>
-          </w:r>
-          <w:r>
-            <w:instrText xml:space="preserve"> PAGEREF _Toc10668 \h </w:instrText>
-          </w:r>
-          <w:r>
-            <w:fldChar w:fldCharType="separate"/>
-          </w:r>
-          <w:r>
-            <w:t>12</w:t>
-          </w:r>
-          <w:r>
-            <w:fldChar w:fldCharType="end"/>
-          </w:r>
-          <w:r>
-            <w:fldChar w:fldCharType="end"/>
-          </w:r>
-        </w:p>
-        <w:p>
-          <w:pPr>
-            <w:pStyle w:val="17"/>
-            <w:tabs>
-              <w:tab w:val="right" w:leader="dot" w:pos="8845"/>
-            </w:tabs>
-          </w:pPr>
-          <w:r>
-            <w:fldChar w:fldCharType="begin"/>
-          </w:r>
-          <w:r>
-            <w:instrText xml:space="preserve"> HYPERLINK \l _Toc2631 </w:instrText>
-          </w:r>
-          <w:r>
-            <w:fldChar w:fldCharType="separate"/>
-          </w:r>
-          <w:r>
-            <w:t>（七） 微观魔法的锋芒：剥开</w:t>
-          </w:r>
-          <w:r>
-            <w:rPr>
-              <w:rFonts w:hint="eastAsia"/>
-              <w:lang w:eastAsia="zh-CN"/>
-            </w:rPr>
-            <w:t>“</w:t>
-          </w:r>
-          <w:r>
-            <w:t>逻辑折叠</w:t>
-          </w:r>
-          <w:r>
-            <w:rPr>
-              <w:rFonts w:hint="eastAsia" w:cs="仿宋_GB2312"/>
-              <w:szCs w:val="32"/>
-              <w:lang w:eastAsia="zh-CN"/>
-            </w:rPr>
-            <w:t>”</w:t>
-          </w:r>
-          <w:r>
-            <w:t>的硬核真相</w:t>
-          </w:r>
-          <w:r>
-            <w:tab/>
-          </w:r>
-          <w:r>
-            <w:fldChar w:fldCharType="begin"/>
-          </w:r>
-          <w:r>
-            <w:instrText xml:space="preserve"> PAGEREF _Toc2631 \h </w:instrText>
-          </w:r>
-          <w:r>
-            <w:fldChar w:fldCharType="separate"/>
-          </w:r>
-          <w:r>
-            <w:t>14</w:t>
-          </w:r>
-          <w:r>
-            <w:fldChar w:fldCharType="end"/>
-          </w:r>
-          <w:r>
-            <w:fldChar w:fldCharType="end"/>
-          </w:r>
-        </w:p>
-        <w:p>
-          <w:pPr>
-            <w:pStyle w:val="17"/>
-            <w:tabs>
-              <w:tab w:val="right" w:leader="dot" w:pos="8845"/>
-            </w:tabs>
-          </w:pPr>
-          <w:r>
-            <w:fldChar w:fldCharType="begin"/>
-          </w:r>
-          <w:r>
-            <w:instrText xml:space="preserve"> HYPERLINK \l _Toc7281 </w:instrText>
-          </w:r>
-          <w:r>
-            <w:fldChar w:fldCharType="separate"/>
-          </w:r>
-          <w:r>
-            <w:t>（八） 打破协议墙与拓扑死局：AI时代的系统狂飙</w:t>
-          </w:r>
-          <w:r>
-            <w:tab/>
-          </w:r>
-          <w:r>
-            <w:fldChar w:fldCharType="begin"/>
-          </w:r>
-          <w:r>
-            <w:instrText xml:space="preserve"> PAGEREF _Toc7281 \h </w:instrText>
-          </w:r>
-          <w:r>
-            <w:fldChar w:fldCharType="separate"/>
-          </w:r>
-          <w:r>
-            <w:t>17</w:t>
-          </w:r>
-          <w:r>
-            <w:fldChar w:fldCharType="end"/>
-          </w:r>
-          <w:r>
-            <w:fldChar w:fldCharType="end"/>
-          </w:r>
-        </w:p>
-        <w:p>
-          <w:pPr>
-            <w:pStyle w:val="15"/>
-            <w:tabs>
-              <w:tab w:val="right" w:leader="dot" w:pos="8845"/>
-            </w:tabs>
-          </w:pPr>
-          <w:r>
-            <w:fldChar w:fldCharType="begin"/>
-          </w:r>
-          <w:r>
-            <w:instrText xml:space="preserve"> HYPERLINK \l _Toc27566 </w:instrText>
-          </w:r>
-          <w:r>
-            <w:fldChar w:fldCharType="separate"/>
-          </w:r>
-          <w:r>
-            <w:rPr>
-              <w:rFonts w:hint="eastAsia"/>
-              <w:lang w:eastAsia="zh-CN"/>
-            </w:rPr>
-            <w:t>三、</w:t>
-          </w:r>
-          <w:r>
-            <w:t>局限性逼出的</w:t>
-          </w:r>
-          <w:r>
-            <w:rPr>
-              <w:rFonts w:hint="eastAsia"/>
-              <w:lang w:eastAsia="zh-CN"/>
-            </w:rPr>
-            <w:t>“</w:t>
-          </w:r>
-          <w:r>
-            <w:t>全局最优解</w:t>
-          </w:r>
-          <w:r>
-            <w:rPr>
-              <w:rFonts w:hint="eastAsia"/>
-              <w:lang w:eastAsia="zh-CN"/>
-            </w:rPr>
-            <w:t>”</w:t>
-          </w:r>
-          <w:r>
-            <w:tab/>
-          </w:r>
-          <w:r>
-            <w:fldChar w:fldCharType="begin"/>
-          </w:r>
-          <w:r>
-            <w:instrText xml:space="preserve"> PAGEREF _Toc27566 \h </w:instrText>
-          </w:r>
-          <w:r>
-            <w:fldChar w:fldCharType="separate"/>
-          </w:r>
-          <w:r>
-            <w:t>19</w:t>
-          </w:r>
-          <w:r>
-            <w:fldChar w:fldCharType="end"/>
-          </w:r>
-          <w:r>
-            <w:fldChar w:fldCharType="end"/>
-          </w:r>
-        </w:p>
-        <w:p>
-          <w:pPr>
-            <w:pStyle w:val="17"/>
-            <w:tabs>
-              <w:tab w:val="right" w:leader="dot" w:pos="8845"/>
-            </w:tabs>
-          </w:pPr>
-          <w:r>
-            <w:fldChar w:fldCharType="begin"/>
-          </w:r>
-          <w:r>
-            <w:instrText xml:space="preserve"> HYPERLINK \l _Toc18362 </w:instrText>
-          </w:r>
-          <w:r>
-            <w:fldChar w:fldCharType="separate"/>
-          </w:r>
-          <w:r>
-            <w:t>（九）承认局限：只能重构系统</w:t>
-          </w:r>
-          <w:r>
-            <w:tab/>
-          </w:r>
-          <w:r>
-            <w:fldChar w:fldCharType="begin"/>
-          </w:r>
-          <w:r>
-            <w:instrText xml:space="preserve"> PAGEREF _Toc18362 \h </w:instrText>
-          </w:r>
-          <w:r>
-            <w:fldChar w:fldCharType="separate"/>
-          </w:r>
-          <w:r>
-            <w:t>20</w:t>
-          </w:r>
-          <w:r>
-            <w:fldChar w:fldCharType="end"/>
-          </w:r>
-          <w:r>
-            <w:fldChar w:fldCharType="end"/>
-          </w:r>
-        </w:p>
-        <w:p>
-          <w:pPr>
-            <w:pStyle w:val="17"/>
-            <w:tabs>
-              <w:tab w:val="right" w:leader="dot" w:pos="8845"/>
-            </w:tabs>
-          </w:pPr>
-          <w:r>
-            <w:fldChar w:fldCharType="begin"/>
-          </w:r>
-          <w:r>
-            <w:instrText xml:space="preserve"> HYPERLINK \l _Toc1407 </w:instrText>
-          </w:r>
-          <w:r>
-            <w:fldChar w:fldCharType="separate"/>
-          </w:r>
-          <w:r>
-            <w:rPr>
-              <w:rFonts w:hint="eastAsia"/>
-              <w:lang w:eastAsia="zh-CN"/>
-            </w:rPr>
-            <w:t>（十）</w:t>
-          </w:r>
-          <w:r>
-            <w:t>从</w:t>
-          </w:r>
-          <w:r>
-            <w:rPr>
-              <w:rFonts w:hint="eastAsia"/>
-              <w:lang w:eastAsia="zh-CN"/>
-            </w:rPr>
-            <w:t>“</w:t>
-          </w:r>
-          <w:r>
-            <w:t>局部最优</w:t>
-          </w:r>
-          <w:r>
-            <w:rPr>
-              <w:rFonts w:hint="eastAsia"/>
-              <w:lang w:eastAsia="zh-CN"/>
-            </w:rPr>
-            <w:t>”</w:t>
-          </w:r>
-          <w:r>
-            <w:t>走向</w:t>
-          </w:r>
-          <w:r>
-            <w:rPr>
-              <w:rFonts w:hint="eastAsia"/>
-              <w:lang w:eastAsia="zh-CN"/>
-            </w:rPr>
-            <w:t>“</w:t>
-          </w:r>
-          <w:r>
-            <w:t>全局最优</w:t>
-          </w:r>
-          <w:r>
-            <w:rPr>
-              <w:rFonts w:hint="eastAsia"/>
-              <w:lang w:eastAsia="zh-CN"/>
-            </w:rPr>
-            <w:t>”</w:t>
-          </w:r>
-          <w:r>
-            <w:tab/>
-          </w:r>
-          <w:r>
-            <w:fldChar w:fldCharType="begin"/>
-          </w:r>
-          <w:r>
-            <w:instrText xml:space="preserve"> PAGEREF _Toc1407 \h </w:instrText>
-          </w:r>
-          <w:r>
-            <w:fldChar w:fldCharType="separate"/>
-          </w:r>
-          <w:r>
-            <w:t>20</w:t>
-          </w:r>
-          <w:r>
-            <w:fldChar w:fldCharType="end"/>
-          </w:r>
-          <w:r>
-            <w:fldChar w:fldCharType="end"/>
-          </w:r>
-        </w:p>
-        <w:p>
-          <w:pPr>
-            <w:pStyle w:val="17"/>
-            <w:tabs>
-              <w:tab w:val="right" w:leader="dot" w:pos="8845"/>
-            </w:tabs>
-          </w:pPr>
-          <w:r>
-            <w:fldChar w:fldCharType="begin"/>
-          </w:r>
-          <w:r>
-            <w:instrText xml:space="preserve"> HYPERLINK \l _Toc2275 </w:instrText>
-          </w:r>
-          <w:r>
-            <w:fldChar w:fldCharType="separate"/>
-          </w:r>
-          <w:r>
-            <w:rPr>
-              <w:rFonts w:hint="eastAsia"/>
-              <w:lang w:eastAsia="zh-CN"/>
-            </w:rPr>
-            <w:t>（十一）</w:t>
-          </w:r>
-          <w:r>
-            <w:t>局限性带来的</w:t>
-          </w:r>
-          <w:r>
-            <w:rPr>
-              <w:rFonts w:hint="eastAsia"/>
-              <w:lang w:eastAsia="zh-CN"/>
-            </w:rPr>
-            <w:t>“</w:t>
-          </w:r>
-          <w:r>
-            <w:t>被动抢跑</w:t>
-          </w:r>
-          <w:r>
-            <w:rPr>
-              <w:rFonts w:hint="eastAsia"/>
-              <w:lang w:eastAsia="zh-CN"/>
-            </w:rPr>
-            <w:t>”</w:t>
-          </w:r>
-          <w:r>
-            <w:tab/>
-          </w:r>
-          <w:r>
-            <w:fldChar w:fldCharType="begin"/>
-          </w:r>
-          <w:r>
-            <w:instrText xml:space="preserve"> PAGEREF _Toc2275 \h </w:instrText>
-          </w:r>
-          <w:r>
-            <w:fldChar w:fldCharType="separate"/>
-          </w:r>
-          <w:r>
-            <w:t>21</w:t>
-          </w:r>
-          <w:r>
-            <w:fldChar w:fldCharType="end"/>
-          </w:r>
-          <w:r>
-            <w:fldChar w:fldCharType="end"/>
-          </w:r>
-        </w:p>
-        <w:p>
-          <w:pPr>
-            <w:pStyle w:val="15"/>
-            <w:tabs>
-              <w:tab w:val="right" w:leader="dot" w:pos="8845"/>
-            </w:tabs>
-          </w:pPr>
-          <w:r>
-            <w:fldChar w:fldCharType="begin"/>
-          </w:r>
-          <w:r>
-            <w:instrText xml:space="preserve"> HYPERLINK \l _Toc29008 </w:instrText>
-          </w:r>
-          <w:r>
-            <w:fldChar w:fldCharType="separate"/>
-          </w:r>
-          <w:r>
-            <w:rPr>
-              <w:rFonts w:hint="eastAsia"/>
-              <w:lang w:eastAsia="zh-CN"/>
-            </w:rPr>
-            <w:t>四、</w:t>
-          </w:r>
-          <w:r>
-            <w:t>物理学的终极审视</w:t>
-          </w:r>
-          <w:r>
-            <w:tab/>
-          </w:r>
-          <w:r>
-            <w:fldChar w:fldCharType="begin"/>
-          </w:r>
-          <w:r>
-            <w:instrText xml:space="preserve"> PAGEREF _Toc29008 \h </w:instrText>
-          </w:r>
-          <w:r>
-            <w:fldChar w:fldCharType="separate"/>
-          </w:r>
-          <w:r>
-            <w:t>21</w:t>
-          </w:r>
-          <w:r>
-            <w:fldChar w:fldCharType="end"/>
-          </w:r>
-          <w:r>
-            <w:fldChar w:fldCharType="end"/>
-          </w:r>
-        </w:p>
-        <w:p>
-          <w:pPr>
-            <w:pStyle w:val="17"/>
-            <w:tabs>
-              <w:tab w:val="right" w:leader="dot" w:pos="8845"/>
-            </w:tabs>
-          </w:pPr>
-          <w:r>
-            <w:fldChar w:fldCharType="begin"/>
-          </w:r>
-          <w:r>
-            <w:instrText xml:space="preserve"> HYPERLINK \l _Toc9775 </w:instrText>
-          </w:r>
-          <w:r>
-            <w:fldChar w:fldCharType="separate"/>
-          </w:r>
-          <w:r>
-            <w:rPr>
-              <w:rFonts w:hint="eastAsia"/>
-              <w:lang w:eastAsia="zh-CN"/>
-            </w:rPr>
-            <w:t>（十二）</w:t>
-          </w:r>
-          <w:r>
-            <w:t>硅基算力的绝对边疆：敬畏宇宙底层法则</w:t>
-          </w:r>
-          <w:r>
-            <w:tab/>
-          </w:r>
-          <w:r>
-            <w:fldChar w:fldCharType="begin"/>
-          </w:r>
-          <w:r>
-            <w:instrText xml:space="preserve"> PAGEREF _Toc9775 \h </w:instrText>
-          </w:r>
-          <w:r>
-            <w:fldChar w:fldCharType="separate"/>
-          </w:r>
-          <w:r>
-            <w:t>21</w:t>
-          </w:r>
-          <w:r>
-            <w:fldChar w:fldCharType="end"/>
-          </w:r>
-          <w:r>
-            <w:fldChar w:fldCharType="end"/>
-          </w:r>
-        </w:p>
-        <w:p>
-          <w:pPr>
-            <w:pStyle w:val="15"/>
-            <w:tabs>
-              <w:tab w:val="right" w:leader="dot" w:pos="8845"/>
-            </w:tabs>
-          </w:pPr>
-          <w:r>
-            <w:fldChar w:fldCharType="begin"/>
-          </w:r>
-          <w:r>
-            <w:instrText xml:space="preserve"> HYPERLINK \l _Toc11088 </w:instrText>
-          </w:r>
-          <w:r>
-            <w:fldChar w:fldCharType="separate"/>
-          </w:r>
-          <w:r>
-            <w:rPr>
-              <w:rFonts w:hint="eastAsia"/>
-              <w:lang w:eastAsia="zh-CN"/>
-            </w:rPr>
-            <w:t>五、</w:t>
-          </w:r>
-          <w:r>
-            <w:t>最高维度的博弈——争夺</w:t>
-          </w:r>
-          <w:r>
-            <w:rPr>
-              <w:rFonts w:hint="eastAsia"/>
-              <w:lang w:eastAsia="zh-CN"/>
-            </w:rPr>
-            <w:t>“</w:t>
-          </w:r>
-          <w:r>
-            <w:t>定义权</w:t>
-          </w:r>
-          <w:r>
-            <w:rPr>
-              <w:rFonts w:hint="eastAsia"/>
-              <w:lang w:eastAsia="zh-CN"/>
-            </w:rPr>
-            <w:t>”</w:t>
-          </w:r>
-          <w:r>
-            <w:t>与产业话语权</w:t>
-          </w:r>
-          <w:r>
-            <w:tab/>
-          </w:r>
-          <w:r>
-            <w:fldChar w:fldCharType="begin"/>
-          </w:r>
-          <w:r>
-            <w:instrText xml:space="preserve"> PAGEREF _Toc11088 \h </w:instrText>
-          </w:r>
-          <w:r>
-            <w:fldChar w:fldCharType="separate"/>
-          </w:r>
-          <w:r>
-            <w:t>22</w:t>
-          </w:r>
-          <w:r>
-            <w:fldChar w:fldCharType="end"/>
-          </w:r>
-          <w:r>
-            <w:fldChar w:fldCharType="end"/>
-          </w:r>
-        </w:p>
-        <w:p>
-          <w:pPr>
-            <w:pStyle w:val="17"/>
-            <w:tabs>
-              <w:tab w:val="right" w:leader="dot" w:pos="8845"/>
-            </w:tabs>
-          </w:pPr>
-          <w:r>
-            <w:fldChar w:fldCharType="begin"/>
-          </w:r>
-          <w:r>
-            <w:instrText xml:space="preserve"> HYPERLINK \l _Toc9762 </w:instrText>
-          </w:r>
-          <w:r>
-            <w:fldChar w:fldCharType="separate"/>
-          </w:r>
-          <w:r>
-            <w:rPr>
-              <w:rFonts w:hint="eastAsia"/>
-              <w:lang w:eastAsia="zh-CN"/>
-            </w:rPr>
-            <w:t>（十三）</w:t>
-          </w:r>
-          <w:r>
-            <w:t>重塑计分板：半导体话语权之战的终极阳谋</w:t>
-          </w:r>
-          <w:r>
-            <w:tab/>
-          </w:r>
-          <w:r>
-            <w:fldChar w:fldCharType="begin"/>
-          </w:r>
-          <w:r>
-            <w:instrText xml:space="preserve"> PAGEREF _Toc9762 \h </w:instrText>
-          </w:r>
-          <w:r>
-            <w:fldChar w:fldCharType="separate"/>
-          </w:r>
-          <w:r>
-            <w:t>22</w:t>
-          </w:r>
-          <w:r>
-            <w:fldChar w:fldCharType="end"/>
-          </w:r>
-          <w:r>
-            <w:fldChar w:fldCharType="end"/>
-          </w:r>
-        </w:p>
-        <w:p>
-          <w:pPr>
-            <w:pStyle w:val="15"/>
-            <w:tabs>
-              <w:tab w:val="right" w:leader="dot" w:pos="8845"/>
-            </w:tabs>
-          </w:pPr>
-          <w:r>
-            <w:fldChar w:fldCharType="begin"/>
-          </w:r>
-          <w:r>
-            <w:instrText xml:space="preserve"> HYPERLINK \l _Toc30400 </w:instrText>
-          </w:r>
-          <w:r>
-            <w:fldChar w:fldCharType="separate"/>
-          </w:r>
-          <w:r>
-            <w:rPr>
-              <w:rFonts w:hint="eastAsia"/>
-              <w:lang w:eastAsia="zh-CN"/>
-            </w:rPr>
-            <w:t>六、</w:t>
-          </w:r>
-          <w:r>
-            <w:t>争夺</w:t>
-          </w:r>
-          <w:r>
-            <w:rPr>
-              <w:rFonts w:hint="eastAsia"/>
-              <w:lang w:eastAsia="zh-CN"/>
-            </w:rPr>
-            <w:t>“</w:t>
-          </w:r>
-          <w:r>
-            <w:t>定义权</w:t>
-          </w:r>
-          <w:r>
-            <w:rPr>
-              <w:rFonts w:hint="eastAsia"/>
-              <w:lang w:eastAsia="zh-CN"/>
-            </w:rPr>
-            <w:t>”中</w:t>
-          </w:r>
-          <w:r>
-            <w:t>的政治经济学思考</w:t>
-          </w:r>
-          <w:r>
-            <w:tab/>
-          </w:r>
-          <w:r>
-            <w:fldChar w:fldCharType="begin"/>
-          </w:r>
-          <w:r>
-            <w:instrText xml:space="preserve"> PAGEREF _Toc30400 \h </w:instrText>
-          </w:r>
-          <w:r>
-            <w:fldChar w:fldCharType="separate"/>
-          </w:r>
-          <w:r>
-            <w:t>25</w:t>
-          </w:r>
-          <w:r>
-            <w:fldChar w:fldCharType="end"/>
-          </w:r>
-          <w:r>
-            <w:fldChar w:fldCharType="end"/>
-          </w:r>
-        </w:p>
-        <w:p>
-          <w:pPr>
-            <w:pStyle w:val="17"/>
-            <w:tabs>
-              <w:tab w:val="right" w:leader="dot" w:pos="8845"/>
-            </w:tabs>
-          </w:pPr>
-          <w:r>
-            <w:fldChar w:fldCharType="begin"/>
-          </w:r>
-          <w:r>
-            <w:instrText xml:space="preserve"> HYPERLINK \l _Toc25243 </w:instrText>
-          </w:r>
-          <w:r>
-            <w:fldChar w:fldCharType="separate"/>
-          </w:r>
-          <w:r>
-            <w:t>（十四）异化的</w:t>
-          </w:r>
-          <w:r>
-            <w:rPr>
-              <w:rFonts w:hint="eastAsia"/>
-              <w:lang w:eastAsia="zh-CN"/>
-            </w:rPr>
-            <w:t>“</w:t>
-          </w:r>
-          <w:r>
-            <w:t>纳米</w:t>
-          </w:r>
-          <w:r>
-            <w:rPr>
-              <w:rFonts w:hint="eastAsia"/>
-              <w:lang w:eastAsia="zh-CN"/>
-            </w:rPr>
-            <w:t>”</w:t>
-          </w:r>
-          <w:r>
-            <w:t>：垄断资本维持超额利润的工具</w:t>
-          </w:r>
-          <w:r>
-            <w:tab/>
-          </w:r>
-          <w:r>
-            <w:fldChar w:fldCharType="begin"/>
-          </w:r>
-          <w:r>
-            <w:instrText xml:space="preserve"> PAGEREF _Toc25243 \h </w:instrText>
-          </w:r>
-          <w:r>
-            <w:fldChar w:fldCharType="separate"/>
-          </w:r>
-          <w:r>
-            <w:t>25</w:t>
-          </w:r>
-          <w:r>
-            <w:fldChar w:fldCharType="end"/>
-          </w:r>
-          <w:r>
-            <w:fldChar w:fldCharType="end"/>
-          </w:r>
-        </w:p>
-        <w:p>
-          <w:pPr>
-            <w:pStyle w:val="17"/>
-            <w:tabs>
-              <w:tab w:val="right" w:leader="dot" w:pos="8845"/>
-            </w:tabs>
-          </w:pPr>
-          <w:r>
-            <w:fldChar w:fldCharType="begin"/>
-          </w:r>
-          <w:r>
-            <w:instrText xml:space="preserve"> HYPERLINK \l _Toc25368 </w:instrText>
-          </w:r>
-          <w:r>
-            <w:fldChar w:fldCharType="separate"/>
-          </w:r>
-          <w:r>
-            <w:t>（十五）破除路径依赖：从</w:t>
-          </w:r>
-          <w:r>
-            <w:rPr>
-              <w:rFonts w:hint="eastAsia"/>
-              <w:lang w:eastAsia="zh-CN"/>
-            </w:rPr>
-            <w:t>“</w:t>
-          </w:r>
-          <w:r>
-            <w:t>局部最优</w:t>
-          </w:r>
-          <w:r>
-            <w:rPr>
-              <w:rFonts w:hint="eastAsia"/>
-              <w:lang w:eastAsia="zh-CN"/>
-            </w:rPr>
-            <w:t>”</w:t>
-          </w:r>
-          <w:r>
-            <w:t>走向独立自主的系统重构</w:t>
-          </w:r>
-          <w:r>
-            <w:tab/>
-          </w:r>
-          <w:r>
-            <w:fldChar w:fldCharType="begin"/>
-          </w:r>
-          <w:r>
-            <w:instrText xml:space="preserve"> PAGEREF _Toc25368 \h </w:instrText>
-          </w:r>
-          <w:r>
-            <w:fldChar w:fldCharType="separate"/>
-          </w:r>
-          <w:r>
-            <w:t>25</w:t>
-          </w:r>
-          <w:r>
-            <w:fldChar w:fldCharType="end"/>
-          </w:r>
-          <w:r>
-            <w:fldChar w:fldCharType="end"/>
-          </w:r>
-        </w:p>
-        <w:p>
-          <w:pPr>
-            <w:pStyle w:val="17"/>
-            <w:tabs>
-              <w:tab w:val="right" w:leader="dot" w:pos="8845"/>
-            </w:tabs>
-          </w:pPr>
-          <w:r>
-            <w:fldChar w:fldCharType="begin"/>
-          </w:r>
-          <w:r>
-            <w:instrText xml:space="preserve"> HYPERLINK \l _Toc15844 </w:instrText>
-          </w:r>
-          <w:r>
-            <w:fldChar w:fldCharType="separate"/>
-          </w:r>
-          <w:r>
-            <w:t>（十六）夺回话语权：砸碎旧神像，重塑产业规则</w:t>
-          </w:r>
-          <w:r>
-            <w:tab/>
-          </w:r>
-          <w:r>
-            <w:fldChar w:fldCharType="begin"/>
-          </w:r>
-          <w:r>
-            <w:instrText xml:space="preserve"> PAGEREF _Toc15844 \h </w:instrText>
-          </w:r>
-          <w:r>
-            <w:fldChar w:fldCharType="separate"/>
-          </w:r>
-          <w:r>
-            <w:t>26</w:t>
-          </w:r>
-          <w:r>
-            <w:fldChar w:fldCharType="end"/>
-          </w:r>
-          <w:r>
-            <w:fldChar w:fldCharType="end"/>
-          </w:r>
-        </w:p>
-        <w:p>
-          <w:pPr>
-            <w:pStyle w:val="15"/>
-            <w:tabs>
-              <w:tab w:val="right" w:leader="dot" w:pos="8845"/>
-            </w:tabs>
-          </w:pPr>
-          <w:r>
-            <w:fldChar w:fldCharType="begin"/>
-          </w:r>
-          <w:r>
-            <w:instrText xml:space="preserve"> HYPERLINK \l _Toc24425 </w:instrText>
-          </w:r>
-          <w:r>
-            <w:fldChar w:fldCharType="separate"/>
-          </w:r>
-          <w:r>
-            <w:rPr>
-              <w:rFonts w:hint="eastAsia"/>
-              <w:lang w:val="en-US" w:eastAsia="zh-CN"/>
-            </w:rPr>
-            <w:t>七、</w:t>
-          </w:r>
-          <w:r>
-            <w:t>不可逆转的产业洗牌</w:t>
-          </w:r>
-          <w:r>
-            <w:tab/>
-          </w:r>
-          <w:r>
-            <w:fldChar w:fldCharType="begin"/>
-          </w:r>
-          <w:r>
-            <w:instrText xml:space="preserve"> PAGEREF _Toc24425 \h </w:instrText>
-          </w:r>
-          <w:r>
-            <w:fldChar w:fldCharType="separate"/>
-          </w:r>
-          <w:r>
-            <w:t>27</w:t>
-          </w:r>
-          <w:r>
-            <w:fldChar w:fldCharType="end"/>
-          </w:r>
-          <w:r>
-            <w:fldChar w:fldCharType="end"/>
-          </w:r>
-        </w:p>
-        <w:p>
-          <w:pPr>
-            <w:pStyle w:val="16"/>
-            <w:widowControl/>
-            <w:jc w:val="both"/>
-            <w:rPr>
-              <w:rFonts w:ascii="Times New Roman" w:hAnsi="Times New Roman" w:eastAsia="仿宋_GB2312" w:cs="仿宋_GB2312"/>
-              <w:kern w:val="28"/>
-              <w:sz w:val="32"/>
-              <w:szCs w:val="32"/>
-            </w:rPr>
-          </w:pPr>
-          <w:r>
-            <w:fldChar w:fldCharType="end"/>
-          </w:r>
-        </w:p>
-      </w:sdtContent>
-    </w:sdt>
-    <w:p>
-      <w:pPr>
-        <w:pStyle w:val="16"/>
-        <w:widowControl/>
-        <w:jc w:val="both"/>
-        <w:rPr>
-          <w:rFonts w:ascii="Times New Roman" w:hAnsi="Times New Roman" w:eastAsia="仿宋_GB2312" w:cs="仿宋_GB2312"/>
-          <w:kern w:val="28"/>
-          <w:sz w:val="32"/>
-          <w:szCs w:val="32"/>
-        </w:rPr>
-      </w:pPr>
-    </w:p>
-    <w:p>
-      <w:pPr>
-        <w:sectPr>
-          <w:headerReference r:id="rId3" w:type="default"/>
-          <w:footerReference r:id="rId5" w:type="default"/>
-          <w:headerReference r:id="rId4" w:type="even"/>
-          <w:footerReference r:id="rId6" w:type="even"/>
-          <w:type w:val="oddPage"/>
-          <w:pgSz w:w="11906" w:h="16838"/>
-          <w:pgMar w:top="2098" w:right="1474" w:bottom="1984" w:left="1587" w:header="851" w:footer="1417" w:gutter="0"/>
-          <w:pgBorders w:offsetFrom="page">
-            <w:top w:val="none" w:sz="0" w:space="0"/>
-            <w:left w:val="none" w:sz="0" w:space="0"/>
-            <w:bottom w:val="none" w:sz="0" w:space="0"/>
-            <w:right w:val="none" w:sz="0" w:space="0"/>
-          </w:pgBorders>
-          <w:pgNumType w:fmt="decimal" w:start="1"/>
-          <w:cols w:space="425" w:num="1"/>
-          <w:docGrid w:type="linesAndChars" w:linePitch="579" w:charSpace="15"/>
-        </w:sectPr>
-      </w:pPr>
+    <w:p>
+      <w:pPr>
+        <w:pStyle w:val="11"/>
+        <w:widowControl/>
+        <w:rPr>
+          <w:rFonts w:ascii="Times New Roman" w:hAnsi="Times New Roman" w:eastAsia="仿宋_GB2312" w:cs="仿宋_GB2312"/>
+          <w:i/>
+          <w:iCs/>
+          <w:sz w:val="32"/>
+          <w:szCs w:val="32"/>
+          <w:lang w:val="en-US" w:eastAsia="zh-CN"/>
+        </w:rPr>
+      </w:pPr>
+      <w:bookmarkStart w:id="75" w:name="_GoBack"/>
+      <w:bookmarkEnd w:id="75"/>
       <mc:AlternateContent>
         <mc:Choice Requires="wpsCustomData">
           <wpsCustomData:docfieldStart id="0" docfieldname="标题_1" hidden="0" print="1" readonly="0" index="5"/>
         </mc:Choice>
       </mc:AlternateContent>
-    </w:p>
-    <w:p>
-      <w:pPr>
-        <w:pStyle w:val="11"/>
-        <w:widowControl/>
+      <w:r>
         <w:rPr>
           <w:rFonts w:ascii="Times New Roman" w:hAnsi="Times New Roman" w:eastAsia="仿宋_GB2312" w:cs="仿宋_GB2312"/>
           <w:i/>
@@ -1535,34 +96,8 @@
           <w:szCs w:val="32"/>
           <w:lang w:val="en-US" w:eastAsia="zh-CN"/>
         </w:rPr>
-      </w:pPr>
-    </w:p>
-    <w:p>
-      <w:pPr>
-        <w:pStyle w:val="11"/>
-        <w:widowControl/>
-        <w:rPr>
-          <w:rFonts w:ascii="Times New Roman" w:hAnsi="Times New Roman" w:eastAsia="仿宋_GB2312" w:cs="仿宋_GB2312"/>
-          <w:i/>
-          <w:iCs/>
-          <w:sz w:val="32"/>
-          <w:szCs w:val="32"/>
-          <w:lang w:val="en-US" w:eastAsia="zh-CN"/>
-        </w:rPr>
-      </w:pPr>
-      <w:r>
-        <w:rPr>
-          <w:rFonts w:ascii="Times New Roman" w:hAnsi="Times New Roman" w:eastAsia="仿宋_GB2312" w:cs="仿宋_GB2312"/>
-          <w:i/>
-          <w:iCs/>
-          <w:sz w:val="32"/>
-          <w:szCs w:val="32"/>
-          <w:lang w:val="en-US" w:eastAsia="zh-CN"/>
-        </w:rPr>
         <w:t>阅读提示</w:t>
       </w:r>
-      <w:bookmarkStart w:id="75" w:name="_GoBack"/>
-      <w:bookmarkEnd w:id="75"/>
       <w:r>
         <w:rPr>
           <w:rFonts w:hint="eastAsia" w:cs="仿宋_GB2312"/>
@@ -2043,9 +578,9 @@
           <w:b w:val="0"/>
         </w:rPr>
       </w:pPr>
-      <w:bookmarkStart w:id="0" w:name="_Toc18975"/>
+      <w:bookmarkStart w:id="0" w:name="_Toc17469"/>
       <w:bookmarkStart w:id="1" w:name="_Toc520367479"/>
-      <w:bookmarkStart w:id="2" w:name="_Toc17469"/>
+      <w:bookmarkStart w:id="2" w:name="_Toc18975"/>
       <w:r>
         <w:rPr>
           <w:rFonts w:hint="eastAsia"/>
@@ -3388,9 +1923,9 @@
           <w:b w:val="0"/>
         </w:rPr>
       </w:pPr>
-      <w:bookmarkStart w:id="12" w:name="_Toc18337"/>
+      <w:bookmarkStart w:id="12" w:name="_Toc427260691"/>
       <w:bookmarkStart w:id="13" w:name="_Toc31843"/>
-      <w:bookmarkStart w:id="14" w:name="_Toc427260691"/>
+      <w:bookmarkStart w:id="14" w:name="_Toc18337"/>
       <w:r>
         <w:rPr>
           <w:rFonts w:hint="eastAsia"/>
@@ -3780,9 +2315,9 @@
           <w:b w:val="0"/>
         </w:rPr>
       </w:pPr>
-      <w:bookmarkStart w:id="15" w:name="_Toc1932601716"/>
+      <w:bookmarkStart w:id="15" w:name="_Toc27233"/>
       <w:bookmarkStart w:id="16" w:name="_Toc28940"/>
-      <w:bookmarkStart w:id="17" w:name="_Toc27233"/>
+      <w:bookmarkStart w:id="17" w:name="_Toc1932601716"/>
       <w:r>
         <w:rPr>
           <w:rFonts w:hint="eastAsia"/>
@@ -4835,9 +3370,9 @@
           <w:b w:val="0"/>
         </w:rPr>
       </w:pPr>
-      <w:bookmarkStart w:id="18" w:name="_Toc6145"/>
-      <w:bookmarkStart w:id="19" w:name="_Toc546879937"/>
-      <w:bookmarkStart w:id="20" w:name="_Toc32640"/>
+      <w:bookmarkStart w:id="18" w:name="_Toc32640"/>
+      <w:bookmarkStart w:id="19" w:name="_Toc6145"/>
+      <w:bookmarkStart w:id="20" w:name="_Toc546879937"/>
       <w:r>
         <w:rPr>
           <w:rFonts w:hint="eastAsia"/>
@@ -6296,9 +4831,9 @@
           <w:b w:val="0"/>
         </w:rPr>
       </w:pPr>
-      <w:bookmarkStart w:id="25" w:name="_Toc2145088071"/>
-      <w:bookmarkStart w:id="26" w:name="_Toc21317"/>
-      <w:bookmarkStart w:id="27" w:name="_Toc29253"/>
+      <w:bookmarkStart w:id="25" w:name="_Toc21317"/>
+      <w:bookmarkStart w:id="26" w:name="_Toc29253"/>
+      <w:bookmarkStart w:id="27" w:name="_Toc2145088071"/>
       <w:r>
         <w:rPr>
           <w:rFonts w:hint="eastAsia"/>
@@ -9764,8 +8299,8 @@
         <w:widowControl/>
       </w:pPr>
       <w:bookmarkStart w:id="40" w:name="_Toc18510"/>
-      <w:bookmarkStart w:id="41" w:name="_Toc7281"/>
-      <w:bookmarkStart w:id="42" w:name="_Toc2098141903"/>
+      <w:bookmarkStart w:id="41" w:name="_Toc2098141903"/>
+      <w:bookmarkStart w:id="42" w:name="_Toc7281"/>
       <w:r>
         <w:t>（八） 打破协议墙与拓扑死局</w:t>
       </w:r>
@@ -10832,8 +9367,8 @@
           <w:lang w:eastAsia="zh-CN"/>
         </w:rPr>
       </w:pPr>
-      <w:bookmarkStart w:id="45" w:name="_Toc27566"/>
-      <w:bookmarkStart w:id="46" w:name="_Toc1346934283"/>
+      <w:bookmarkStart w:id="45" w:name="_Toc1346934283"/>
+      <w:bookmarkStart w:id="46" w:name="_Toc27566"/>
       <w:r>
         <w:rPr>
           <w:rFonts w:hint="eastAsia"/>
@@ -10975,8 +9510,8 @@
         <w:pStyle w:val="3"/>
         <w:widowControl/>
       </w:pPr>
-      <w:bookmarkStart w:id="47" w:name="_Toc1299371354"/>
-      <w:bookmarkStart w:id="48" w:name="_Toc18362"/>
+      <w:bookmarkStart w:id="47" w:name="_Toc18362"/>
+      <w:bookmarkStart w:id="48" w:name="_Toc1299371354"/>
       <w:r>
         <w:t>（九）承认局限：只能重构系统</w:t>
       </w:r>
@@ -11251,8 +9786,8 @@
           <w:lang w:eastAsia="zh-CN"/>
         </w:rPr>
       </w:pPr>
-      <w:bookmarkStart w:id="49" w:name="_Toc1407"/>
-      <w:bookmarkStart w:id="50" w:name="_Toc773140335"/>
+      <w:bookmarkStart w:id="49" w:name="_Toc773140335"/>
+      <w:bookmarkStart w:id="50" w:name="_Toc1407"/>
       <w:r>
         <w:rPr>
           <w:rFonts w:hint="eastAsia"/>
@@ -11462,8 +9997,8 @@
           <w:lang w:eastAsia="zh-CN"/>
         </w:rPr>
       </w:pPr>
-      <w:bookmarkStart w:id="51" w:name="_Toc2275"/>
-      <w:bookmarkStart w:id="52" w:name="_Toc1893545995"/>
+      <w:bookmarkStart w:id="51" w:name="_Toc1893545995"/>
+      <w:bookmarkStart w:id="52" w:name="_Toc2275"/>
       <w:r>
         <w:rPr>
           <w:rFonts w:hint="eastAsia"/>
@@ -11837,8 +10372,8 @@
           <w:b w:val="0"/>
         </w:rPr>
       </w:pPr>
-      <w:bookmarkStart w:id="53" w:name="_Toc1267373072"/>
-      <w:bookmarkStart w:id="54" w:name="_Toc29008"/>
+      <w:bookmarkStart w:id="53" w:name="_Toc29008"/>
+      <w:bookmarkStart w:id="54" w:name="_Toc1267373072"/>
       <w:r>
         <w:rPr>
           <w:rFonts w:hint="eastAsia"/>
@@ -13931,8 +12466,8 @@
         <w:pStyle w:val="3"/>
         <w:widowControl/>
       </w:pPr>
-      <w:bookmarkStart w:id="67" w:name="_Toc1659606055"/>
-      <w:bookmarkStart w:id="68" w:name="_Toc25243"/>
+      <w:bookmarkStart w:id="67" w:name="_Toc25243"/>
+      <w:bookmarkStart w:id="68" w:name="_Toc1659606055"/>
       <w:r>
         <w:t>（十四）异化的</w:t>
       </w:r>
@@ -14526,8 +13061,8 @@
         <w:pStyle w:val="3"/>
         <w:widowControl/>
       </w:pPr>
-      <w:bookmarkStart w:id="71" w:name="_Toc15844"/>
-      <w:bookmarkStart w:id="72" w:name="_Toc1425297572"/>
+      <w:bookmarkStart w:id="71" w:name="_Toc1425297572"/>
+      <w:bookmarkStart w:id="72" w:name="_Toc15844"/>
       <w:r>
         <w:t>（十六）夺回话语权：砸碎旧神像，重塑产业规则</w:t>
       </w:r>
@@ -14830,8 +13365,8 @@
         <w:pStyle w:val="2"/>
         <w:widowControl/>
       </w:pPr>
-      <w:bookmarkStart w:id="73" w:name="_Toc1943693966"/>
-      <w:bookmarkStart w:id="74" w:name="_Toc24425"/>
+      <w:bookmarkStart w:id="73" w:name="_Toc24425"/>
+      <w:bookmarkStart w:id="74" w:name="_Toc1943693966"/>
       <w:r>
         <w:rPr>
           <w:rFonts w:hint="eastAsia"/>
@@ -15101,6 +13636,10 @@
       </w:r>
     </w:p>
     <w:sectPr>
+      <w:headerReference r:id="rId3" w:type="default"/>
+      <w:footerReference r:id="rId5" w:type="default"/>
+      <w:headerReference r:id="rId4" w:type="even"/>
+      <w:footerReference r:id="rId6" w:type="even"/>
       <w:pgSz w:w="11906" w:h="16838"/>
       <w:pgMar w:top="2098" w:right="1474" w:bottom="1984" w:left="1587" w:header="851" w:footer="1417" w:gutter="0"/>
       <w:pgBorders w:offsetFrom="page">
@@ -16866,9 +15405,6 @@
     <customSectPr>
       <sectNamePr val="__MainTextPageHeaderSection__"/>
     </customSectPr>
-    <customSectPr>
-      <sectNamePr val="__MainTextPageHeaderSection__"/>
-    </customSectPr>
   </customSectProps>
   <customShpExts>
     <customShpInfo spid="_x0000_s1026" textRotate="1"/>
